--- a/Functional Design Document.docx
+++ b/Functional Design Document.docx
@@ -53,7 +53,13 @@
         <w:t xml:space="preserve">or environment </w:t>
       </w:r>
       <w:r>
-        <w:t>using Three.js where users can move around and explore different rooms, each showcasing part of your creative work (music, films, visuals, etc.).</w:t>
+        <w:t xml:space="preserve">using Three.js where users can move around and explore different </w:t>
+      </w:r>
+      <w:r>
+        <w:t>areas</w:t>
+      </w:r>
+      <w:r>
+        <w:t>, each showcasing part of your creative work (music, films, visuals, etc.).</w:t>
       </w:r>
     </w:p>
     <w:p/>
@@ -119,7 +125,13 @@
         </w:numPr>
       </w:pPr>
       <w:r>
-        <w:t>Multiple “rooms” themed for:</w:t>
+        <w:t>Multiple “</w:t>
+      </w:r>
+      <w:r>
+        <w:t>areas</w:t>
+      </w:r>
+      <w:r>
+        <w:t>” themed for:</w:t>
       </w:r>
     </w:p>
     <w:p>
@@ -163,15 +175,7 @@
         </w:numPr>
       </w:pPr>
       <w:r>
-        <w:t>Experiments (</w:t>
-      </w:r>
-      <w:proofErr w:type="spellStart"/>
-      <w:r>
-        <w:t>TouchDesigner</w:t>
-      </w:r>
-      <w:proofErr w:type="spellEnd"/>
-      <w:r>
-        <w:t>, Three.js, etc.)</w:t>
+        <w:t>Experiments (TouchDesigner, Three.js, etc.)</w:t>
       </w:r>
     </w:p>
     <w:p>
@@ -400,7 +404,6 @@
           <w:numId w:val="4"/>
         </w:numPr>
       </w:pPr>
-      <w:proofErr w:type="spellStart"/>
       <w:r>
         <w:rPr>
           <w:b/>
@@ -422,7 +425,6 @@
         </w:rPr>
         <w:t>cript</w:t>
       </w:r>
-      <w:proofErr w:type="spellEnd"/>
       <w:r>
         <w:t xml:space="preserve"> (vanilla or with Vite)</w:t>
       </w:r>
@@ -455,7 +457,6 @@
       <w:r>
         <w:t xml:space="preserve">Optional: </w:t>
       </w:r>
-      <w:proofErr w:type="spellStart"/>
       <w:r>
         <w:rPr>
           <w:b/>
@@ -470,11 +471,9 @@
         </w:rPr>
         <w:t>weakpane</w:t>
       </w:r>
-      <w:proofErr w:type="spellEnd"/>
       <w:r>
         <w:t xml:space="preserve"> or </w:t>
       </w:r>
-      <w:proofErr w:type="spellStart"/>
       <w:r>
         <w:rPr>
           <w:b/>
@@ -482,7 +481,6 @@
         </w:rPr>
         <w:t>gui</w:t>
       </w:r>
-      <w:proofErr w:type="spellEnd"/>
       <w:r>
         <w:t xml:space="preserve"> for dev tools/debug</w:t>
       </w:r>
